--- a/Sempro/Teks Sempro.docx
+++ b/Sempro/Teks Sempro.docx
@@ -3870,6 +3870,10 @@
         <w:spacing w:line="480" w:lineRule="auto"/>
         <w:ind w:left="360" w:right="114" w:firstLine="720"/>
         <w:jc w:val="both"/>
+        <w:rPr>
+          <w:color w:val="FFFFFF" w:themeColor="background1"/>
+          <w:lang w:val="id"/>
+        </w:rPr>
       </w:pPr>
       <w:r>
         <w:rPr>
@@ -3929,28 +3933,6 @@
           <w:lang w:val="id"/>
         </w:rPr>
         <w:t xml:space="preserve"> </w:t>
-      </w:r>
-      <w:r>
-        <w:rPr>
-          <w:color w:val="FFFFFF" w:themeColor="background1"/>
-          <w:shd w:val="clear" w:color="auto" w:fill="0D0D0D" w:themeFill="text1" w:themeFillTint="F2"/>
-        </w:rPr>
-        <w:t xml:space="preserve">Pengembangan </w:t>
-      </w:r>
-      <w:r>
-        <w:rPr>
-          <w:i/>
-          <w:color w:val="FFFFFF" w:themeColor="background1"/>
-          <w:shd w:val="clear" w:color="auto" w:fill="0D0D0D" w:themeFill="text1" w:themeFillTint="F2"/>
-        </w:rPr>
-        <w:t>e-University</w:t>
-      </w:r>
-      <w:r>
-        <w:rPr>
-          <w:color w:val="FFFFFF" w:themeColor="background1"/>
-          <w:shd w:val="clear" w:color="auto" w:fill="0D0D0D" w:themeFill="text1" w:themeFillTint="F2"/>
-        </w:rPr>
-        <w:t xml:space="preserve"> bertujuan untuk mendukung penyelenggaraan pendidikan, sehingga perguruan tinggi dapat menyediakan layanan informasi yang lebih baik kepada komunitasnya, baik didalam maupun diluar perguruan tinggi tersebut melalui internet. Layanan pendidikan lain yang bisa dilaksanakan melalui sarana internet yaitu dengan menyediakan materi kuliah secara online dan materi kuliah tersebut dapat diakses oleh siapa saja yang membutuhkan.(Yulita Pujilestari, 2020)</w:t>
       </w:r>
     </w:p>
     <w:p>
@@ -3959,6 +3941,44 @@
         <w:spacing w:line="480" w:lineRule="auto"/>
         <w:ind w:left="360" w:right="114" w:firstLine="720"/>
         <w:jc w:val="both"/>
+      </w:pPr>
+      <w:r>
+        <w:rPr>
+          <w:color w:val="FFFFFF" w:themeColor="background1"/>
+          <w:shd w:val="clear" w:color="auto" w:fill="0D0D0D" w:themeFill="text1" w:themeFillTint="F2"/>
+        </w:rPr>
+        <w:t xml:space="preserve">Pengembangan </w:t>
+      </w:r>
+      <w:r>
+        <w:rPr>
+          <w:i/>
+          <w:color w:val="FFFFFF" w:themeColor="background1"/>
+          <w:shd w:val="clear" w:color="auto" w:fill="0D0D0D" w:themeFill="text1" w:themeFillTint="F2"/>
+        </w:rPr>
+        <w:t>e-University</w:t>
+      </w:r>
+      <w:r>
+        <w:rPr>
+          <w:color w:val="FFFFFF" w:themeColor="background1"/>
+          <w:shd w:val="clear" w:color="auto" w:fill="0D0D0D" w:themeFill="text1" w:themeFillTint="F2"/>
+        </w:rPr>
+        <w:t xml:space="preserve"> bertujuan untuk mendukung penyelenggaraan pendidikan, sehingga perguruan tinggi dapat menyediakan layanan informasi yang lebih baik kepada komunitasnya, baik didalam maupun diluar perguruan tinggi tersebut melalui internet. Layanan pendidikan lain yang bisa dilaksanakan melalui sarana internet yaitu dengan menyediakan materi kuliah secara online dan materi kuliah tersebut dapat diakses oleh siapa saja yang </w:t>
+      </w:r>
+      <w:r>
+        <w:rPr>
+          <w:color w:val="FFFFFF" w:themeColor="background1"/>
+          <w:shd w:val="clear" w:color="auto" w:fill="0D0D0D" w:themeFill="text1" w:themeFillTint="F2"/>
+        </w:rPr>
+        <w:lastRenderedPageBreak/>
+        <w:t>membutuhkan.(Yulita Pujilestari, 2020)</w:t>
+      </w:r>
+    </w:p>
+    <w:p>
+      <w:pPr>
+        <w:pStyle w:val="BodyText"/>
+        <w:spacing w:line="480" w:lineRule="auto"/>
+        <w:ind w:left="360" w:right="114" w:firstLine="720"/>
+        <w:jc w:val="both"/>
         <w:rPr>
           <w:color w:val="000000" w:themeColor="text1"/>
           <w:shd w:val="clear" w:color="auto" w:fill="FFFFFF"/>
@@ -3969,7 +3989,6 @@
           <w:color w:val="FFFFFF" w:themeColor="background1"/>
           <w:shd w:val="clear" w:color="auto" w:fill="000000" w:themeFill="text1"/>
         </w:rPr>
-        <w:lastRenderedPageBreak/>
         <w:t>Berdasarkan literatur pendukung untuk peningkatan pembelajaran secara jarak jauh, maka pen</w:t>
       </w:r>
       <w:r>
@@ -4444,7 +4463,6 @@
         <w:jc w:val="both"/>
       </w:pPr>
       <w:r>
-        <w:lastRenderedPageBreak/>
         <w:t xml:space="preserve">Platform </w:t>
       </w:r>
       <w:r>
@@ -4669,17 +4687,14 @@
         </w:rPr>
       </w:pPr>
       <w:r>
+        <w:lastRenderedPageBreak/>
         <w:t>Berdasarkan pemikiran tersebut maka</w:t>
       </w:r>
       <w:r>
         <w:t>,</w:t>
       </w:r>
       <w:r>
-        <w:t xml:space="preserve"> dibangun sebuah sistem yang </w:t>
-      </w:r>
-      <w:r>
-        <w:lastRenderedPageBreak/>
-        <w:t xml:space="preserve">diharapkan mampu membantu kelancaran proses pembelajaran jarak jauh untuk meningkatkan kualitas pembelajaran yang lebih efisien. Maka dari itu </w:t>
+        <w:t xml:space="preserve"> dibangun sebuah sistem yang diharapkan mampu membantu kelancaran proses pembelajaran jarak jauh untuk meningkatkan kualitas pembelajaran yang lebih efisien. Maka dari itu </w:t>
       </w:r>
       <w:r>
         <w:t>peneliti</w:t>
@@ -10040,7 +10055,6 @@
           <w:id w:val="-1968810560"/>
           <w:citation/>
         </w:sdtPr>
-        <w:sdtEndPr/>
         <w:sdtContent>
           <w:r>
             <w:rPr>
@@ -10292,7 +10306,6 @@
           <w:id w:val="811295747"/>
           <w:citation/>
         </w:sdtPr>
-        <w:sdtEndPr/>
         <w:sdtContent>
           <w:r>
             <w:rPr>
@@ -12897,7 +12910,6 @@
           <w:id w:val="-1900283738"/>
           <w:citation/>
         </w:sdtPr>
-        <w:sdtEndPr/>
         <w:sdtContent>
           <w:r>
             <w:rPr>
@@ -13868,7 +13880,6 @@
           <w:id w:val="198208170"/>
           <w:citation/>
         </w:sdtPr>
-        <w:sdtEndPr/>
         <w:sdtContent>
           <w:r>
             <w:rPr>
@@ -15263,7 +15274,6 @@
           <w:id w:val="-714281346"/>
           <w:citation/>
         </w:sdtPr>
-        <w:sdtEndPr/>
         <w:sdtContent>
           <w:r>
             <w:rPr>
@@ -18850,7 +18860,6 @@
           <w:id w:val="1103382304"/>
           <w:citation/>
         </w:sdtPr>
-        <w:sdtEndPr/>
         <w:sdtContent>
           <w:r>
             <w:rPr>
@@ -20059,7 +20068,6 @@
           <w:id w:val="-365763648"/>
           <w:citation/>
         </w:sdtPr>
-        <w:sdtEndPr/>
         <w:sdtContent>
           <w:r>
             <w:rPr>
@@ -33739,7 +33747,6 @@
           <w:docPartUnique/>
         </w:docPartObj>
       </w:sdtPr>
-      <w:sdtEndPr/>
       <w:sdtContent>
         <w:p>
           <w:pPr>
@@ -33761,7 +33768,6 @@
             <w:id w:val="111145805"/>
             <w:bibliography/>
           </w:sdtPr>
-          <w:sdtEndPr/>
           <w:sdtContent>
             <w:p>
               <w:pPr>
@@ -38490,6 +38496,14 @@
 </file>
 
 <file path=customXml/item1.xml><?xml version="1.0" encoding="utf-8"?>
+<s:customData xmlns="http://www.wps.cn/officeDocument/2013/wpsCustomData" xmlns:s="http://www.wps.cn/officeDocument/2013/wpsCustomData">
+  <customSectProps>
+    <customSectPr/>
+  </customSectProps>
+</s:customData>
+</file>
+
+<file path=customXml/item2.xml><?xml version="1.0" encoding="utf-8"?>
 <b:Sources xmlns:b="http://schemas.openxmlformats.org/officeDocument/2006/bibliography" xmlns="http://schemas.openxmlformats.org/officeDocument/2006/bibliography" SelectedStyle="\APASixthEditionOfficeOnline.xsl" StyleName="APA" Version="6">
   <b:Source>
     <b:Tag>Puj20</b:Tag>
@@ -38758,26 +38772,18 @@
 </b:Sources>
 </file>
 
-<file path=customXml/item2.xml><?xml version="1.0" encoding="utf-8"?>
-<s:customData xmlns="http://www.wps.cn/officeDocument/2013/wpsCustomData" xmlns:s="http://www.wps.cn/officeDocument/2013/wpsCustomData">
-  <customSectProps>
-    <customSectPr/>
-  </customSectProps>
-</s:customData>
+<file path=customXml/itemProps1.xml><?xml version="1.0" encoding="utf-8"?>
+<ds:datastoreItem xmlns:ds="http://schemas.openxmlformats.org/officeDocument/2006/customXml" ds:itemID="{B1977F7D-205B-4081-913C-38D41E755F92}">
+  <ds:schemaRefs>
+    <ds:schemaRef ds:uri="http://www.wps.cn/officeDocument/2013/wpsCustomData"/>
+  </ds:schemaRefs>
+</ds:datastoreItem>
 </file>
 
-<file path=customXml/itemProps1.xml><?xml version="1.0" encoding="utf-8"?>
+<file path=customXml/itemProps2.xml><?xml version="1.0" encoding="utf-8"?>
 <ds:datastoreItem xmlns:ds="http://schemas.openxmlformats.org/officeDocument/2006/customXml" ds:itemID="{BE95AF9C-2E7A-48FB-A729-928C1DA72761}">
   <ds:schemaRefs>
     <ds:schemaRef ds:uri="http://schemas.openxmlformats.org/officeDocument/2006/bibliography"/>
   </ds:schemaRefs>
 </ds:datastoreItem>
-</file>
-
-<file path=customXml/itemProps2.xml><?xml version="1.0" encoding="utf-8"?>
-<ds:datastoreItem xmlns:ds="http://schemas.openxmlformats.org/officeDocument/2006/customXml" ds:itemID="{B1977F7D-205B-4081-913C-38D41E755F92}">
-  <ds:schemaRefs>
-    <ds:schemaRef ds:uri="http://www.wps.cn/officeDocument/2013/wpsCustomData"/>
-  </ds:schemaRefs>
-</ds:datastoreItem>
 </file>